--- a/project/documents/multidocmerge/cocReportEmail.docx
+++ b/project/documents/multidocmerge/cocReportEmail.docx
@@ -14,13 +14,8 @@
         <w:t>SLW</w:t>
       </w:r>
       <w:r>
-        <w:t xml:space="preserve"> Report Out: Issue Fee </w:t>
-      </w:r>
-      <w:proofErr w:type="gramStart"/>
-      <w:r>
-        <w:t>filed</w:t>
-      </w:r>
-      <w:proofErr w:type="gramEnd"/>
+        <w:t xml:space="preserve"> Report Out: Issue Fee filed</w:t>
+      </w:r>
     </w:p>
     <w:p>
       <w:pPr>
@@ -73,53 +68,32 @@
         <w:spacing w:after="0" w:line="240" w:lineRule="auto"/>
       </w:pPr>
       <w:r>
-        <w:t>&lt;&lt;This.WAName&gt;&gt; &lt;&lt;This.WAPhone&gt;</w:t>
-      </w:r>
-      <w:proofErr w:type="gramStart"/>
-      <w:r>
-        <w:t>&gt;  &lt;&lt;This.WAEmail</w:t>
-      </w:r>
-      <w:proofErr w:type="gramEnd"/>
-      <w:r>
-        <w:t>&gt;&gt;</w:t>
-      </w:r>
-    </w:p>
-    <w:p>
-      <w:pPr>
-        <w:spacing w:after="0" w:line="240" w:lineRule="auto"/>
-      </w:pPr>
-      <w:r>
-        <w:t>&lt;&lt;This.paraName&gt;&gt; &lt;&lt;This.paraPhone&gt;</w:t>
-      </w:r>
-      <w:proofErr w:type="gramStart"/>
-      <w:r>
-        <w:t>&gt;  &lt;&lt;This.paraEmail</w:t>
-      </w:r>
-      <w:proofErr w:type="gramEnd"/>
-      <w:r>
-        <w:t>&gt;&gt;</w:t>
-      </w:r>
-    </w:p>
-    <w:p>
-      <w:pPr>
-        <w:spacing w:after="0" w:line="240" w:lineRule="auto"/>
-      </w:pPr>
-    </w:p>
-    <w:p>
-      <w:pPr>
-        <w:spacing w:after="0" w:line="240" w:lineRule="auto"/>
-      </w:pPr>
-      <w:proofErr w:type="gramStart"/>
+        <w:t>&lt;&lt;This.WAName&gt;&gt; &lt;&lt;This.WAPhone&gt;&gt;  &lt;&lt;This.WAEmail&gt;&gt;</w:t>
+      </w:r>
+    </w:p>
+    <w:p>
+      <w:pPr>
+        <w:spacing w:after="0" w:line="240" w:lineRule="auto"/>
+      </w:pPr>
+      <w:r>
+        <w:t>&lt;&lt;This.paraName&gt;&gt; &lt;&lt;This.paraPhone&gt;&gt;  &lt;&lt;This.paraEmail&gt;&gt;</w:t>
+      </w:r>
+    </w:p>
+    <w:p>
+      <w:pPr>
+        <w:spacing w:after="0" w:line="240" w:lineRule="auto"/>
+      </w:pPr>
+    </w:p>
+    <w:p>
+      <w:pPr>
+        <w:spacing w:after="0" w:line="240" w:lineRule="auto"/>
+      </w:pPr>
       <w:r>
         <w:t>Re:</w:t>
       </w:r>
       <w:r>
         <w:tab/>
-        <w:t>&lt;&lt;This.orgName</w:t>
-      </w:r>
-      <w:proofErr w:type="gramEnd"/>
-      <w:r>
-        <w:t>&gt;&gt; &lt;&lt;This.clientRefNo&gt;&gt; - SLW Ref. No. &lt;&lt;This.matterNo&gt;&gt;</w:t>
+        <w:t>&lt;&lt;This.orgName&gt;&gt; &lt;&lt;This.clientRefNo&gt;&gt; - SLW Ref. No. &lt;&lt;This.matterNo&gt;&gt;</w:t>
       </w:r>
     </w:p>
     <w:p>
@@ -141,7 +115,7 @@
           <w:rFonts w:cstheme="minorHAnsi"/>
           <w:color w:val="000000"/>
         </w:rPr>
-        <w:t>U.S. Patent No. &lt;&lt;THIS.patNo&gt;&gt;, issued &lt;&lt;THIS.issueDate&gt;&gt;</w:t>
+        <w:t>U.S. Patent No. &lt;&lt;patNo&gt;&gt;, issued &lt;&lt;issueDate&gt;&gt;</w:t>
       </w:r>
     </w:p>
     <w:p>
@@ -211,21 +185,7 @@
         <w:rPr>
           <w:rFonts w:cstheme="minorHAnsi"/>
         </w:rPr>
-        <w:t>&lt;&lt;</w:t>
-      </w:r>
-      <w:proofErr w:type="gramStart"/>
-      <w:r>
-        <w:rPr>
-          <w:rFonts w:cstheme="minorHAnsi"/>
-        </w:rPr>
-        <w:t>this.WAName</w:t>
-      </w:r>
-      <w:proofErr w:type="gramEnd"/>
-      <w:r>
-        <w:rPr>
-          <w:rFonts w:cstheme="minorHAnsi"/>
-        </w:rPr>
-        <w:t>&gt;&gt; at &lt;&lt;this.WAPhone&gt;&gt;.</w:t>
+        <w:t>&lt;&lt;WAName&gt;&gt; at &lt;&lt;WAPhone&gt;&gt;.</w:t>
       </w:r>
     </w:p>
     <w:p>

--- a/project/documents/multidocmerge/cocReportEmail.docx
+++ b/project/documents/multidocmerge/cocReportEmail.docx
@@ -14,7 +14,13 @@
         <w:t>SLW</w:t>
       </w:r>
       <w:r>
-        <w:t xml:space="preserve"> Report Out: Issue Fee filed</w:t>
+        <w:t xml:space="preserve"> Report Out:</w:t>
+      </w:r>
+      <w:r>
+        <w:t xml:space="preserve"> </w:t>
+      </w:r>
+      <w:r>
+        <w:t>Certificate of Correction</w:t>
       </w:r>
     </w:p>
     <w:p>
@@ -68,7 +74,15 @@
         <w:spacing w:after="0" w:line="240" w:lineRule="auto"/>
       </w:pPr>
       <w:r>
-        <w:t>&lt;&lt;This.WAName&gt;&gt; &lt;&lt;This.WAPhone&gt;&gt;  &lt;&lt;This.WAEmail&gt;&gt;</w:t>
+        <w:t>&lt;&lt;This.WAName&gt;&gt; &lt;&lt;This.WAPhone&gt;</w:t>
+      </w:r>
+      <w:proofErr w:type="gramStart"/>
+      <w:r>
+        <w:t>&gt;  &lt;&lt;This.WAEmail</w:t>
+      </w:r>
+      <w:proofErr w:type="gramEnd"/>
+      <w:r>
+        <w:t>&gt;&gt;</w:t>
       </w:r>
     </w:p>
     <w:p>
@@ -76,7 +90,15 @@
         <w:spacing w:after="0" w:line="240" w:lineRule="auto"/>
       </w:pPr>
       <w:r>
-        <w:t>&lt;&lt;This.paraName&gt;&gt; &lt;&lt;This.paraPhone&gt;&gt;  &lt;&lt;This.paraEmail&gt;&gt;</w:t>
+        <w:t>&lt;&lt;This.paraName&gt;&gt; &lt;&lt;This.paraPhone&gt;</w:t>
+      </w:r>
+      <w:proofErr w:type="gramStart"/>
+      <w:r>
+        <w:t>&gt;  &lt;&lt;This.paraEmail</w:t>
+      </w:r>
+      <w:proofErr w:type="gramEnd"/>
+      <w:r>
+        <w:t>&gt;&gt;</w:t>
       </w:r>
     </w:p>
     <w:p>
@@ -88,12 +110,17 @@
       <w:pPr>
         <w:spacing w:after="0" w:line="240" w:lineRule="auto"/>
       </w:pPr>
+      <w:proofErr w:type="gramStart"/>
       <w:r>
         <w:t>Re:</w:t>
       </w:r>
       <w:r>
         <w:tab/>
-        <w:t>&lt;&lt;This.orgName&gt;&gt; &lt;&lt;This.clientRefNo&gt;&gt; - SLW Ref. No. &lt;&lt;This.matterNo&gt;&gt;</w:t>
+        <w:t>&lt;&lt;This.orgName</w:t>
+      </w:r>
+      <w:proofErr w:type="gramEnd"/>
+      <w:r>
+        <w:t>&gt;&gt; &lt;&lt;This.clientRefNo&gt;&gt; - SLW Ref. No. &lt;&lt;This.matterNo&gt;&gt;</w:t>
       </w:r>
     </w:p>
     <w:p>
